--- a/paper_scrape/partial_papers_wind.docx
+++ b/paper_scrape/partial_papers_wind.docx
@@ -11,7 +11,7 @@
           <w:b/>
           <w:sz w:val="32"/>
         </w:rPr>
-        <w:t>Scholar Papers (Partial — Work in Progress)</w:t>
+        <w:t>Scholar Papers (Partial)</w:t>
       </w:r>
     </w:p>
     <w:p>
